--- a/knowledge_source/Windchill GPDM & Windchill NA/Windchill GPDM/FMC AMS Onboarding Document.docx
+++ b/knowledge_source/Windchill GPDM & Windchill NA/Windchill GPDM/FMC AMS Onboarding Document.docx
@@ -12226,6 +12226,7 @@
       <Terms xmlns="http://schemas.microsoft.com/office/infopath/2007/PartnerControls"/>
     </lcf76f155ced4ddcb4097134ff3c332f>
     <TaxCatchAll xmlns="84f23406-1ae4-465c-a962-53264b1fc517" xsi:nil="true"/>
+    <MediaLengthInSeconds xmlns="de233cd9-83bc-44d2-9183-9acc155145f0" xsi:nil="true"/>
   </documentManagement>
 </p:properties>
 </file>
@@ -12463,7 +12464,7 @@
 </file>
 
 <file path=customXml/itemProps3.xml><?xml version="1.0" encoding="utf-8"?>
-<ds:datastoreItem xmlns:ds="http://schemas.openxmlformats.org/officeDocument/2006/customXml" ds:itemID="{AAF5A4EF-3E06-4DE6-9276-C361978CB971}"/>
+<ds:datastoreItem xmlns:ds="http://schemas.openxmlformats.org/officeDocument/2006/customXml" ds:itemID="{93103854-B9D9-461B-BC22-A187CF979AC6}"/>
 </file>
 
 <file path=customXml/itemProps4.xml><?xml version="1.0" encoding="utf-8"?>
